--- a/public/templates/MAU_VIC_PHU_LUC_DAI_LY.docx
+++ b/public/templates/MAU_VIC_PHU_LUC_DAI_LY.docx
@@ -1298,7 +1298,7 @@
                 <w:szCs w:val="22"/>
                 <w:lang w:val="nl-NL"/>
               </w:rPr>
-              <w:t>Địa chỉ liên hệ</w:t>
+              <w:t>Nơi ở hiện tại</w:t>
             </w:r>
           </w:p>
         </w:tc>
